--- a/hin/docx/045.content.docx
+++ b/hin/docx/045.content.docx
@@ -398,18 +398,12 @@
         </w:rPr>
         <w:t xml:space="preserve">लोग उस राष्ट्र के नागरिक होते हैं जहाँ वे रहते हैं या जहाँ उनका जन्म हुआ था। विश्वासी भी स्वर्ग के नागरिक होते हैं। इसका मतलब है कि वे परमेश्वर के हैं और उनके राज्य का हिस्सा हैं। यह सच है, भले ही वे पृथ्वी पर जीवित हों। परमेश्वर धीरे-धीरे विश्वासियों के माध्यम से पृथ्वी पर अपने राज्य का विस्तार करते हैं। स्वर्ग के नागरिक के रूप में, वे परमेश्वर के राज्य के संदेशवाहक होते हैं। ( परमेश्वर का राज्य </w:t>
       </w:r>
-      <w:hyperlink r:id="rId13">
-        <w:r>
-          <w:rPr>
-            <w:lang w:val="hi_IN" w:bidi="hi_IN"/>
-          </w:rPr>
-          <w:rPr>
-            <w:color w:val="0000EE"/>
-            <w:u w:val="single"/>
-          </w:rPr>
-          <w:t>दानिय्येल 2:1–49</w:t>
-        </w:r>
-      </w:hyperlink>
+      <w:r>
+        <w:rPr>
+          <w:lang w:val="hi_IN" w:bidi="hi_IN"/>
+        </w:rPr>
+        <w:t>दानिय्येल 2:1–49</w:t>
+      </w:r>
       <w:r>
         <w:rPr>
           <w:lang w:val="hi_IN" w:bidi="hi_IN"/>
